--- a/session_2/Session #2 - World Cup Case Study.docx
+++ b/session_2/Session #2 - World Cup Case Study.docx
@@ -170,12 +170,12 @@
                 <wp:inline distB="114300" distT="114300" distL="114300" distR="114300">
                   <wp:extent cx="1204503" cy="1427731"/>
                   <wp:effectExtent b="0" l="0" r="0" t="0"/>
-                  <wp:docPr id="10" name="image14.png"/>
+                  <wp:docPr id="12" name="image15.png"/>
                   <a:graphic>
                     <a:graphicData uri="http://schemas.openxmlformats.org/drawingml/2006/picture">
                       <pic:pic>
                         <pic:nvPicPr>
-                          <pic:cNvPr id="0" name="image14.png"/>
+                          <pic:cNvPr id="0" name="image15.png"/>
                           <pic:cNvPicPr preferRelativeResize="0"/>
                         </pic:nvPicPr>
                         <pic:blipFill>
@@ -211,27 +211,21 @@
     <w:p>
       <w:pPr>
         <w:jc w:val="left"/>
+        <w:rPr/>
+      </w:pPr>
+      <w:r>
         <w:rPr>
           <w:sz w:val="32"/>
           <w:szCs w:val="32"/>
-        </w:rPr>
-      </w:pPr>
-      <w:r>
-        <w:rPr>
-          <w:rtl w:val="0"/>
-        </w:rPr>
-      </w:r>
-    </w:p>
-    <w:p>
-      <w:pPr>
-        <w:jc w:val="left"/>
-        <w:rPr/>
-      </w:pPr>
-      <w:r>
-        <w:rPr>
-          <w:rtl w:val="0"/>
-        </w:rPr>
-        <w:t xml:space="preserve">Me and my brother watching real “football”...</w:t>
+          <w:rtl w:val="0"/>
+        </w:rPr>
+        <w:br w:type="textWrapping"/>
+      </w:r>
+      <w:r>
+        <w:rPr>
+          <w:rtl w:val="0"/>
+        </w:rPr>
+        <w:t xml:space="preserve">A recent conversation from my brother and I while watching a USA soccer match.</w:t>
         <w:br w:type="textWrapping"/>
       </w:r>
     </w:p>
@@ -274,7 +268,7 @@
         <w:rPr>
           <w:rtl w:val="0"/>
         </w:rPr>
-        <w:t xml:space="preserve">:  Pass the ball, pass the ball again, oh we just missed that setup for that goal…</w:t>
+        <w:t xml:space="preserve">:  Pass the ball, pass the ball, oh we just missed that setup for that goal…</w:t>
       </w:r>
     </w:p>
     <w:p>
@@ -295,7 +289,7 @@
         <w:rPr>
           <w:rtl w:val="0"/>
         </w:rPr>
-        <w:t xml:space="preserve"> - after I’ve calmed down a bit and self-reflecting on the fact that my brother may have a valid point – which team does the best job of setting up a score?</w:t>
+        <w:t xml:space="preserve"> - after I’ve calmed down a bit and after some self-reflection on the fact that my brother may have a valid point… a few moments later, under my breath, I wonder which team does the best job of setting up a score?</w:t>
       </w:r>
     </w:p>
     <w:p>
@@ -325,7 +319,7 @@
           <w:bCs w:val="1"/>
           <w:rtl w:val="0"/>
         </w:rPr>
-        <w:t xml:space="preserve">Later Me on my phone (without my brother knowing)</w:t>
+        <w:t xml:space="preserve">Me after grabbing my phone…</w:t>
       </w:r>
     </w:p>
     <w:p>
@@ -342,7 +336,7 @@
         <w:rPr>
           <w:rtl w:val="0"/>
         </w:rPr>
-        <w:t xml:space="preserve">Google “2026 World Cup Team Statistics”, click on first site provided by this search</w:t>
+        <w:t xml:space="preserve">Googled “2026 World Cup Team Statistics”, click on first site provided by this search</w:t>
       </w:r>
     </w:p>
     <w:p>
@@ -359,7 +353,7 @@
         <w:rPr>
           <w:rtl w:val="0"/>
         </w:rPr>
-        <w:t xml:space="preserve">Identify the variables and discover a variable of interest</w:t>
+        <w:t xml:space="preserve">Discover a variable of interest called Attempts at Goal Conversion Rate (%) </w:t>
       </w:r>
     </w:p>
     <w:p>
@@ -389,31 +383,8 @@
       </w:pPr>
       <w:r>
         <w:rPr>
-          <w:b w:val="1"/>
-          <w:bCs w:val="1"/>
-          <w:rtl w:val="0"/>
-        </w:rPr>
-        <w:br w:type="textWrapping"/>
-        <w:t xml:space="preserve">Answer</w:t>
-      </w:r>
-      <w:r>
-        <w:rPr>
-          <w:rtl w:val="0"/>
-        </w:rPr>
-        <w:t xml:space="preserve">:  Japan</w:t>
-      </w:r>
-    </w:p>
-    <w:p>
-      <w:pPr>
-        <w:ind w:left="0" w:firstLine="0"/>
-        <w:jc w:val="left"/>
-        <w:rPr/>
-      </w:pPr>
-      <w:r>
-        <w:rPr>
-          <w:rtl w:val="0"/>
-        </w:rPr>
-        <w:t xml:space="preserve">  </w:t>
+          <w:rtl w:val="0"/>
+        </w:rPr>
       </w:r>
     </w:p>
     <w:p>
@@ -427,12 +398,12 @@
           <wp:inline distB="114300" distT="114300" distL="114300" distR="114300">
             <wp:extent cx="5510213" cy="2269430"/>
             <wp:effectExtent b="0" l="0" r="0" t="0"/>
-            <wp:docPr id="11" name="image3.png"/>
+            <wp:docPr id="13" name="image1.png"/>
             <a:graphic>
               <a:graphicData uri="http://schemas.openxmlformats.org/drawingml/2006/picture">
                 <pic:pic>
                   <pic:nvPicPr>
-                    <pic:cNvPr id="0" name="image3.png"/>
+                    <pic:cNvPr id="0" name="image1.png"/>
                     <pic:cNvPicPr preferRelativeResize="0"/>
                   </pic:nvPicPr>
                   <pic:blipFill>
@@ -476,43 +447,75 @@
           <w:bCs w:val="1"/>
           <w:rtl w:val="0"/>
         </w:rPr>
-        <w:t xml:space="preserve">A few moments later…</w:t>
-      </w:r>
-    </w:p>
-    <w:p>
-      <w:pPr>
-        <w:ind w:left="0" w:firstLine="0"/>
-        <w:rPr>
-          <w:b w:val="1"/>
-          <w:bCs w:val="1"/>
-        </w:rPr>
-      </w:pPr>
-      <w:r>
-        <w:rPr>
-          <w:b w:val="1"/>
-          <w:bCs w:val="1"/>
-          <w:rtl w:val="0"/>
-        </w:rPr>
-        <w:t xml:space="preserve">Me: Ask my brother which team is the best in setting up a goal?</w:t>
         <w:br w:type="textWrapping"/>
-        <w:t xml:space="preserve">My Brother: I don’t know, the teams that win!</w:t>
-      </w:r>
-    </w:p>
-    <w:p>
-      <w:pPr>
-        <w:ind w:left="0" w:firstLine="0"/>
-        <w:rPr>
-          <w:b w:val="1"/>
-          <w:bCs w:val="1"/>
-        </w:rPr>
-      </w:pPr>
-      <w:r>
-        <w:rPr>
-          <w:b w:val="1"/>
-          <w:bCs w:val="1"/>
-          <w:rtl w:val="0"/>
-        </w:rPr>
-        <w:t xml:space="preserve">Me: Japan, and by-the-way they are no longer in contention for the title! </w:t>
+        <w:t xml:space="preserve">A few moments later and armed with my new found knowledge…</w:t>
+        <w:br w:type="textWrapping"/>
+      </w:r>
+    </w:p>
+    <w:p>
+      <w:pPr>
+        <w:ind w:left="720" w:firstLine="0"/>
+        <w:rPr/>
+      </w:pPr>
+      <w:r>
+        <w:rPr>
+          <w:b w:val="1"/>
+          <w:bCs w:val="1"/>
+          <w:rtl w:val="0"/>
+        </w:rPr>
+        <w:t xml:space="preserve">Me: </w:t>
+      </w:r>
+      <w:r>
+        <w:rPr>
+          <w:rtl w:val="0"/>
+        </w:rPr>
+        <w:t xml:space="preserve">Say, so which team in the tournament does the best in setting up a goal?</w:t>
+        <w:br w:type="textWrapping"/>
+      </w:r>
+      <w:r>
+        <w:rPr>
+          <w:b w:val="1"/>
+          <w:bCs w:val="1"/>
+          <w:rtl w:val="0"/>
+        </w:rPr>
+        <w:t xml:space="preserve">My Brother: </w:t>
+      </w:r>
+      <w:r>
+        <w:rPr>
+          <w:rtl w:val="0"/>
+        </w:rPr>
+        <w:t xml:space="preserve">I don’t know, the team that wins the cup!</w:t>
+      </w:r>
+    </w:p>
+    <w:p>
+      <w:pPr>
+        <w:ind w:left="720" w:firstLine="0"/>
+        <w:rPr>
+          <w:b w:val="1"/>
+          <w:bCs w:val="1"/>
+        </w:rPr>
+      </w:pPr>
+      <w:r>
+        <w:rPr>
+          <w:b w:val="1"/>
+          <w:bCs w:val="1"/>
+          <w:rtl w:val="0"/>
+        </w:rPr>
+        <w:t xml:space="preserve">Me: </w:t>
+      </w:r>
+      <w:r>
+        <w:rPr>
+          <w:rtl w:val="0"/>
+        </w:rPr>
+        <w:t xml:space="preserve">Nope Japan, and they’re no longer in contention for the cup!</w:t>
+      </w:r>
+      <w:r>
+        <w:rPr>
+          <w:b w:val="1"/>
+          <w:bCs w:val="1"/>
+          <w:rtl w:val="0"/>
+        </w:rPr>
+        <w:t xml:space="preserve"> </w:t>
       </w:r>
     </w:p>
     <w:p>
@@ -566,7 +569,7 @@
         <w:rPr>
           <w:rtl w:val="0"/>
         </w:rPr>
-        <w:t xml:space="preserve">: Get the Top 5 teams who are best at “setting up a goal” when using “Attempts At Goal Conversion Rate (%) as the metric.</w:t>
+        <w:t xml:space="preserve">: Get the Top 5 teams who are best at “setting up a goal” using the Attempts At Goal Conversion Rate (%) as our metric.</w:t>
       </w:r>
     </w:p>
     <w:p>
@@ -597,7 +600,7 @@
         <w:rPr>
           <w:rtl w:val="0"/>
         </w:rPr>
-        <w:t xml:space="preserve">FIFA 2026 World Cup Attacking Statistics, presented here in a *.csv format</w:t>
+        <w:t xml:space="preserve">FIFA 2026 World Cup Attacking Statistics - presented here in a csv format</w:t>
       </w:r>
       <w:r>
         <w:rPr>
@@ -627,12 +630,12 @@
           <wp:inline distB="114300" distT="114300" distL="114300" distR="114300">
             <wp:extent cx="4638675" cy="1044130"/>
             <wp:effectExtent b="0" l="0" r="0" t="0"/>
-            <wp:docPr id="5" name="image13.png"/>
+            <wp:docPr id="5" name="image8.png"/>
             <a:graphic>
               <a:graphicData uri="http://schemas.openxmlformats.org/drawingml/2006/picture">
                 <pic:pic>
                   <pic:nvPicPr>
-                    <pic:cNvPr id="0" name="image13.png"/>
+                    <pic:cNvPr id="0" name="image8.png"/>
                     <pic:cNvPicPr preferRelativeResize="0"/>
                   </pic:nvPicPr>
                   <pic:blipFill>
@@ -684,13 +687,12 @@
           <w:bCs w:val="1"/>
           <w:rtl w:val="0"/>
         </w:rPr>
-        <w:t xml:space="preserve">Code Design for Task</w:t>
-      </w:r>
-      <w:r>
-        <w:rPr>
-          <w:rtl w:val="0"/>
-        </w:rPr>
-        <w:t xml:space="preserve"> </w:t>
+        <w:t xml:space="preserve">Code Design for Example #1</w:t>
+      </w:r>
+      <w:r>
+        <w:rPr>
+          <w:rtl w:val="0"/>
+        </w:rPr>
         <w:br w:type="textWrapping"/>
       </w:r>
     </w:p>
@@ -1227,12 +1229,12 @@
           <wp:inline distB="114300" distT="114300" distL="114300" distR="114300">
             <wp:extent cx="5943600" cy="1092200"/>
             <wp:effectExtent b="0" l="0" r="0" t="0"/>
-            <wp:docPr id="7" name="image9.png"/>
+            <wp:docPr id="8" name="image2.png"/>
             <a:graphic>
               <a:graphicData uri="http://schemas.openxmlformats.org/drawingml/2006/picture">
                 <pic:pic>
                   <pic:nvPicPr>
-                    <pic:cNvPr id="0" name="image9.png"/>
+                    <pic:cNvPr id="0" name="image2.png"/>
                     <pic:cNvPicPr preferRelativeResize="0"/>
                   </pic:nvPicPr>
                   <pic:blipFill>
@@ -1309,14 +1311,14 @@
         </w:rPr>
         <w:drawing>
           <wp:inline distB="114300" distT="114300" distL="114300" distR="114300">
-            <wp:extent cx="2166938" cy="764232"/>
+            <wp:extent cx="2768075" cy="881613"/>
             <wp:effectExtent b="0" l="0" r="0" t="0"/>
-            <wp:docPr id="14" name="image12.png"/>
+            <wp:docPr id="11" name="image14.png"/>
             <a:graphic>
               <a:graphicData uri="http://schemas.openxmlformats.org/drawingml/2006/picture">
                 <pic:pic>
                   <pic:nvPicPr>
-                    <pic:cNvPr id="0" name="image12.png"/>
+                    <pic:cNvPr id="0" name="image14.png"/>
                     <pic:cNvPicPr preferRelativeResize="0"/>
                   </pic:nvPicPr>
                   <pic:blipFill>
@@ -1329,7 +1331,7 @@
                   <pic:spPr>
                     <a:xfrm>
                       <a:off x="0" y="0"/>
-                      <a:ext cx="2166938" cy="764232"/>
+                      <a:ext cx="2768075" cy="881613"/>
                     </a:xfrm>
                     <a:prstGeom prst="rect"/>
                     <a:ln/>
@@ -1348,17 +1350,6 @@
     </w:p>
     <w:p>
       <w:pPr>
-        <w:jc w:val="left"/>
-        <w:rPr/>
-      </w:pPr>
-      <w:r>
-        <w:rPr>
-          <w:rtl w:val="0"/>
-        </w:rPr>
-      </w:r>
-    </w:p>
-    <w:p>
-      <w:pPr>
         <w:rPr>
           <w:b w:val="1"/>
           <w:bCs w:val="1"/>
@@ -1411,7 +1402,7 @@
         <w:rPr>
           <w:rtl w:val="0"/>
         </w:rPr>
-        <w:t xml:space="preserve">: Get the best team for “setting up a goal” when using Attempts At Goal Conversion Rate (%) as the metric for Group A, Group B, …, Group L.</w:t>
+        <w:t xml:space="preserve">: Get the best team for “setting up a goal” when using Attempts At Goal Conversion Rate (%) as the metric for each of the 12 groups, i.e. Group A, Group B, …, Group L.</w:t>
       </w:r>
     </w:p>
     <w:p>
@@ -1440,7 +1431,7 @@
         <w:rPr>
           <w:rtl w:val="0"/>
         </w:rPr>
-        <w:t xml:space="preserve">:  The 48 teams in the FIFA 2026 World Cup tournament are initially placed into 12 distinct groups before the start of the tournament.  All teams play all other teams in their designated group at this stage of the tournament.  The results from the Group Stage are then used to select 32 teams who enter the Knockout Stage which has a single elimination format.. </w:t>
+        <w:t xml:space="preserve">:  The 48 teams in the FIFA 2026 World Cup tournament are initially placed into 12 distinct groups before the start of the tournament.  All teams play all other teams in their designated group at this stage of the tournament.  The results from the Group Stage are then used to select 32 teams who enter the Knockout Stage.  The Knockout Stage has a single elimination format.  </w:t>
       </w:r>
     </w:p>
     <w:p>
@@ -1502,12 +1493,12 @@
           <wp:inline distB="114300" distT="114300" distL="114300" distR="114300">
             <wp:extent cx="4638675" cy="1044130"/>
             <wp:effectExtent b="0" l="0" r="0" t="0"/>
-            <wp:docPr id="12" name="image13.png"/>
+            <wp:docPr id="14" name="image8.png"/>
             <a:graphic>
               <a:graphicData uri="http://schemas.openxmlformats.org/drawingml/2006/picture">
                 <pic:pic>
                   <pic:nvPicPr>
-                    <pic:cNvPr id="0" name="image13.png"/>
+                    <pic:cNvPr id="0" name="image8.png"/>
                     <pic:cNvPicPr preferRelativeResize="0"/>
                   </pic:nvPicPr>
                   <pic:blipFill>
@@ -1570,14 +1561,14 @@
         <w:rPr/>
         <w:drawing>
           <wp:inline distB="114300" distT="114300" distL="114300" distR="114300">
-            <wp:extent cx="2490788" cy="1032766"/>
+            <wp:extent cx="2767013" cy="1110070"/>
             <wp:effectExtent b="0" l="0" r="0" t="0"/>
-            <wp:docPr id="8" name="image8.png"/>
+            <wp:docPr id="7" name="image10.png"/>
             <a:graphic>
               <a:graphicData uri="http://schemas.openxmlformats.org/drawingml/2006/picture">
                 <pic:pic>
                   <pic:nvPicPr>
-                    <pic:cNvPr id="0" name="image8.png"/>
+                    <pic:cNvPr id="0" name="image10.png"/>
                     <pic:cNvPicPr preferRelativeResize="0"/>
                   </pic:nvPicPr>
                   <pic:blipFill>
@@ -1590,7 +1581,7 @@
                   <pic:spPr>
                     <a:xfrm>
                       <a:off x="0" y="0"/>
-                      <a:ext cx="2490788" cy="1032766"/>
+                      <a:ext cx="2767013" cy="1110070"/>
                     </a:xfrm>
                     <a:prstGeom prst="rect"/>
                     <a:ln/>
@@ -1627,13 +1618,12 @@
           <w:bCs w:val="1"/>
           <w:rtl w:val="0"/>
         </w:rPr>
-        <w:t xml:space="preserve">Code Design for Task</w:t>
-      </w:r>
-      <w:r>
-        <w:rPr>
-          <w:rtl w:val="0"/>
-        </w:rPr>
-        <w:t xml:space="preserve"> </w:t>
+        <w:t xml:space="preserve">Code Design for Example #2</w:t>
+      </w:r>
+      <w:r>
+        <w:rPr>
+          <w:rtl w:val="0"/>
+        </w:rPr>
         <w:br w:type="textWrapping"/>
       </w:r>
     </w:p>
@@ -1838,10 +1828,13 @@
             <w:pPr>
               <w:widowControl w:val="0"/>
               <w:spacing w:line="240" w:lineRule="auto"/>
-              <w:rPr/>
-            </w:pPr>
-            <w:r>
-              <w:rPr>
+              <w:rPr>
+                <w:highlight w:val="yellow"/>
+              </w:rPr>
+            </w:pPr>
+            <w:r>
+              <w:rPr>
+                <w:highlight w:val="yellow"/>
                 <w:rtl w:val="0"/>
               </w:rPr>
               <w:t xml:space="preserve">…</w:t>
@@ -1899,6 +1892,13 @@
             </w:pPr>
             <w:r>
               <w:rPr>
+                <w:highlight w:val="yellow"/>
+                <w:rtl w:val="0"/>
+              </w:rPr>
+              <w:t xml:space="preserve">…</w:t>
+            </w:r>
+            <w:r>
+              <w:rPr>
                 <w:rtl w:val="0"/>
               </w:rPr>
             </w:r>
@@ -1955,6 +1955,13 @@
             </w:pPr>
             <w:r>
               <w:rPr>
+                <w:highlight w:val="yellow"/>
+                <w:rtl w:val="0"/>
+              </w:rPr>
+              <w:t xml:space="preserve">…</w:t>
+            </w:r>
+            <w:r>
+              <w:rPr>
                 <w:rtl w:val="0"/>
               </w:rPr>
             </w:r>
@@ -2011,6 +2018,13 @@
             </w:pPr>
             <w:r>
               <w:rPr>
+                <w:highlight w:val="yellow"/>
+                <w:rtl w:val="0"/>
+              </w:rPr>
+              <w:t xml:space="preserve">…</w:t>
+            </w:r>
+            <w:r>
+              <w:rPr>
                 <w:rtl w:val="0"/>
               </w:rPr>
             </w:r>
@@ -2067,6 +2081,13 @@
             </w:pPr>
             <w:r>
               <w:rPr>
+                <w:highlight w:val="yellow"/>
+                <w:rtl w:val="0"/>
+              </w:rPr>
+              <w:t xml:space="preserve">…</w:t>
+            </w:r>
+            <w:r>
+              <w:rPr>
                 <w:rtl w:val="0"/>
               </w:rPr>
             </w:r>
@@ -2086,19 +2107,6 @@
     </w:p>
     <w:p>
       <w:pPr>
-        <w:rPr>
-          <w:b w:val="1"/>
-          <w:bCs w:val="1"/>
-        </w:rPr>
-      </w:pPr>
-      <w:r>
-        <w:rPr>
-          <w:rtl w:val="0"/>
-        </w:rPr>
-      </w:r>
-    </w:p>
-    <w:p>
-      <w:pPr>
         <w:rPr/>
       </w:pPr>
       <w:r>
@@ -2113,7 +2121,7 @@
         <w:rPr>
           <w:rtl w:val="0"/>
         </w:rPr>
-        <w:t xml:space="preserve">Try this one with your partner...</w:t>
+        <w:t xml:space="preserve">Try this one with your partner…</w:t>
       </w:r>
     </w:p>
     <w:p>
@@ -2161,12 +2169,12 @@
           <wp:inline distB="114300" distT="114300" distL="114300" distR="114300">
             <wp:extent cx="5943600" cy="1524000"/>
             <wp:effectExtent b="0" l="0" r="0" t="0"/>
-            <wp:docPr id="3" name="image11.png"/>
+            <wp:docPr id="3" name="image9.png"/>
             <a:graphic>
               <a:graphicData uri="http://schemas.openxmlformats.org/drawingml/2006/picture">
                 <pic:pic>
                   <pic:nvPicPr>
-                    <pic:cNvPr id="0" name="image11.png"/>
+                    <pic:cNvPr id="0" name="image9.png"/>
                     <pic:cNvPicPr preferRelativeResize="0"/>
                   </pic:nvPicPr>
                   <pic:blipFill>
@@ -2223,12 +2231,12 @@
           <wp:inline distB="114300" distT="114300" distL="114300" distR="114300">
             <wp:extent cx="3014663" cy="2260997"/>
             <wp:effectExtent b="0" l="0" r="0" t="0"/>
-            <wp:docPr id="1" name="image5.png"/>
+            <wp:docPr id="1" name="image4.png"/>
             <a:graphic>
               <a:graphicData uri="http://schemas.openxmlformats.org/drawingml/2006/picture">
                 <pic:pic>
                   <pic:nvPicPr>
-                    <pic:cNvPr id="0" name="image5.png"/>
+                    <pic:cNvPr id="0" name="image4.png"/>
                     <pic:cNvPicPr preferRelativeResize="0"/>
                   </pic:nvPicPr>
                   <pic:blipFill>
@@ -2297,7 +2305,7 @@
         <w:rPr>
           <w:rtl w:val="0"/>
         </w:rPr>
-        <w:t xml:space="preserve">Is this correct?  The Netherlands was second highest at 24%, but is not in this list.  Investigate why.</w:t>
+        <w:t xml:space="preserve">Is this correct?  The Netherlands were second highest at 24% in our analysis earlier, but they are not even in this list.  Why is this the case? .</w:t>
       </w:r>
     </w:p>
     <w:p>
@@ -2345,7 +2353,7 @@
         <w:rPr>
           <w:rtl w:val="0"/>
         </w:rPr>
-        <w:t xml:space="preserve">Infuse curiosity and ask students to question and reflect on their outcomes when learning to program for a data science task. </w:t>
+        <w:t xml:space="preserve">Infuse curiosity into student thinking - require students to question and reflect on their outcomes when completing a data science task. </w:t>
       </w:r>
       <w:r>
         <w:rPr>
@@ -2426,7 +2434,7 @@
         <w:rPr>
           <w:rtl w:val="0"/>
         </w:rPr>
-        <w:t xml:space="preserve">: Some have argued that some FIFA Confederations (FIFA geographic regions across the globe) allow more “rough” play than others. Is this true or not?  </w:t>
+        <w:t xml:space="preserve">: Some have argued that some FIFA Confederations (i.e. geographic regions used by FIFA) allow more “rough” play than others. Identify the team that has committed the most fouls for each of the six FIFA Confederations.  How do these teams compare in terms of the number of fouls committed in the 2026 World Cup tournament?  Discuss. </w:t>
       </w:r>
     </w:p>
     <w:p>
@@ -2458,17 +2466,38 @@
         <w:rPr>
           <w:rtl w:val="0"/>
         </w:rPr>
-        <w:t xml:space="preserve">You should use the Fouls Against variable from the FIFA 2026 World Cup Discipline Statistics file in your investigations. A foul is an illegal action committed by a player.  The opposing team is awarded a free kick from the spot of the foul. For reference, it should be noted that a professional soccer team typically creates about 12-15 fouls per game.</w:t>
+        <w:t xml:space="preserve">A foul is an illegal action committed by a player.  When a foul is called, the opposing team is awarded a free kick from the spot of the foul. For reference, it should be noted that a professional soccer team typically creates about 12-15 fouls per game.</w:t>
+      </w:r>
+    </w:p>
+    <w:p>
+      <w:pPr>
+        <w:rPr/>
+      </w:pPr>
+      <w:r>
+        <w:rPr>
+          <w:rtl w:val="0"/>
+        </w:rPr>
+      </w:r>
+    </w:p>
+    <w:p>
+      <w:pPr>
+        <w:rPr/>
+      </w:pPr>
+      <w:r>
+        <w:rPr>
+          <w:rtl w:val="0"/>
+        </w:rPr>
+        <w:t xml:space="preserve">For this investigation, use the Fouls Against variable from the FIFA 2026 World Cup Discipline Statistics file. The Fouls Against variable is a count of the number of fouls for all matches played in the 2026 World Cup tournament.</w:t>
         <w:br w:type="textWrapping"/>
         <w:br w:type="textWrapping"/>
-        <w:t xml:space="preserve">The following is a list of the world’s geographic regions for the FIFA Confederations in this data.</w:t>
+        <w:t xml:space="preserve">The following is a list of the six geographic regions for the FIFA Confederations.</w:t>
       </w:r>
     </w:p>
     <w:p>
       <w:pPr>
         <w:numPr>
           <w:ilvl w:val="0"/>
-          <w:numId w:val="2"/>
+          <w:numId w:val="3"/>
         </w:numPr>
         <w:spacing w:after="0" w:afterAutospacing="0" w:before="240" w:lineRule="auto"/>
         <w:ind w:left="720" w:hanging="360"/>
@@ -2484,7 +2513,7 @@
       <w:pPr>
         <w:numPr>
           <w:ilvl w:val="0"/>
-          <w:numId w:val="2"/>
+          <w:numId w:val="3"/>
         </w:numPr>
         <w:spacing w:after="0" w:afterAutospacing="0" w:before="0" w:beforeAutospacing="0" w:lineRule="auto"/>
         <w:ind w:left="720" w:hanging="360"/>
@@ -2500,7 +2529,7 @@
       <w:pPr>
         <w:numPr>
           <w:ilvl w:val="0"/>
-          <w:numId w:val="2"/>
+          <w:numId w:val="3"/>
         </w:numPr>
         <w:spacing w:after="0" w:afterAutospacing="0" w:before="0" w:beforeAutospacing="0" w:lineRule="auto"/>
         <w:ind w:left="720" w:hanging="360"/>
@@ -2516,7 +2545,7 @@
       <w:pPr>
         <w:numPr>
           <w:ilvl w:val="0"/>
-          <w:numId w:val="2"/>
+          <w:numId w:val="3"/>
         </w:numPr>
         <w:spacing w:after="0" w:afterAutospacing="0" w:before="0" w:beforeAutospacing="0" w:lineRule="auto"/>
         <w:ind w:left="720" w:hanging="360"/>
@@ -2532,7 +2561,7 @@
       <w:pPr>
         <w:numPr>
           <w:ilvl w:val="0"/>
-          <w:numId w:val="2"/>
+          <w:numId w:val="3"/>
         </w:numPr>
         <w:spacing w:after="0" w:afterAutospacing="0" w:before="0" w:beforeAutospacing="0" w:lineRule="auto"/>
         <w:ind w:left="720" w:hanging="360"/>
@@ -2548,7 +2577,7 @@
       <w:pPr>
         <w:numPr>
           <w:ilvl w:val="0"/>
-          <w:numId w:val="2"/>
+          <w:numId w:val="3"/>
         </w:numPr>
         <w:spacing w:after="240" w:before="0" w:beforeAutospacing="0" w:lineRule="auto"/>
         <w:ind w:left="720" w:hanging="360"/>
@@ -2587,19 +2616,6 @@
           <w:rtl w:val="0"/>
         </w:rPr>
         <w:t xml:space="preserve">Data Sources - Two Files</w:t>
-      </w:r>
-    </w:p>
-    <w:p>
-      <w:pPr>
-        <w:rPr>
-          <w:b w:val="1"/>
-          <w:bCs w:val="1"/>
-        </w:rPr>
-      </w:pPr>
-      <w:r>
-        <w:rPr>
-          <w:rtl w:val="0"/>
-        </w:rPr>
       </w:r>
     </w:p>
     <w:p>
@@ -2647,12 +2663,12 @@
           <wp:inline distB="114300" distT="114300" distL="114300" distR="114300">
             <wp:extent cx="3543300" cy="1466850"/>
             <wp:effectExtent b="0" l="0" r="0" t="0"/>
-            <wp:docPr id="4" name="image4.png"/>
+            <wp:docPr id="4" name="image6.png"/>
             <a:graphic>
               <a:graphicData uri="http://schemas.openxmlformats.org/drawingml/2006/picture">
                 <pic:pic>
                   <pic:nvPicPr>
-                    <pic:cNvPr id="0" name="image4.png"/>
+                    <pic:cNvPr id="0" name="image6.png"/>
                     <pic:cNvPicPr preferRelativeResize="0"/>
                   </pic:nvPicPr>
                   <pic:blipFill>
@@ -2705,26 +2721,26 @@
         <w:rPr>
           <w:rtl w:val="0"/>
         </w:rPr>
-        <w:t xml:space="preserve">File B (or Table B): Contains information about FIFA Confederation regions</w:t>
-      </w:r>
-    </w:p>
-    <w:p>
-      <w:pPr>
-        <w:ind w:left="720" w:firstLine="720"/>
+        <w:t xml:space="preserve">File B (or Table B): Contains information about FIFA Confederation regions and matches played during the 2026 World Cup tournament</w:t>
+      </w:r>
+    </w:p>
+    <w:p>
+      <w:pPr>
+        <w:ind w:firstLine="720"/>
         <w:rPr/>
       </w:pPr>
       <w:r>
         <w:rPr/>
         <w:drawing>
           <wp:inline distB="114300" distT="114300" distL="114300" distR="114300">
-            <wp:extent cx="2490788" cy="1032766"/>
+            <wp:extent cx="2624673" cy="1049869"/>
             <wp:effectExtent b="0" l="0" r="0" t="0"/>
-            <wp:docPr id="15" name="image8.png"/>
+            <wp:docPr id="9" name="image11.png"/>
             <a:graphic>
               <a:graphicData uri="http://schemas.openxmlformats.org/drawingml/2006/picture">
                 <pic:pic>
                   <pic:nvPicPr>
-                    <pic:cNvPr id="0" name="image8.png"/>
+                    <pic:cNvPr id="0" name="image11.png"/>
                     <pic:cNvPicPr preferRelativeResize="0"/>
                   </pic:nvPicPr>
                   <pic:blipFill>
@@ -2737,7 +2753,7 @@
                   <pic:spPr>
                     <a:xfrm>
                       <a:off x="0" y="0"/>
-                      <a:ext cx="2490788" cy="1032766"/>
+                      <a:ext cx="2624673" cy="1049869"/>
                     </a:xfrm>
                     <a:prstGeom prst="rect"/>
                     <a:ln/>
@@ -2760,92 +2776,16 @@
       </w:pPr>
       <w:r>
         <w:rPr>
-          <w:rtl w:val="0"/>
-        </w:rPr>
-      </w:r>
-    </w:p>
-    <w:p>
-      <w:pPr>
-        <w:rPr>
-          <w:b w:val="1"/>
-          <w:bCs w:val="1"/>
-        </w:rPr>
-      </w:pPr>
-      <w:r>
-        <w:rPr>
-          <w:rtl w:val="0"/>
-        </w:rPr>
-      </w:r>
-    </w:p>
-    <w:p>
-      <w:pPr>
-        <w:rPr>
-          <w:b w:val="1"/>
-          <w:bCs w:val="1"/>
-        </w:rPr>
-      </w:pPr>
-      <w:r>
-        <w:rPr>
-          <w:rtl w:val="0"/>
-        </w:rPr>
-      </w:r>
-    </w:p>
-    <w:p>
-      <w:pPr>
-        <w:rPr>
-          <w:b w:val="1"/>
-          <w:bCs w:val="1"/>
-        </w:rPr>
-      </w:pPr>
-      <w:r>
-        <w:rPr>
-          <w:rtl w:val="0"/>
-        </w:rPr>
-      </w:r>
-    </w:p>
-    <w:p>
-      <w:pPr>
-        <w:rPr>
-          <w:b w:val="1"/>
-          <w:bCs w:val="1"/>
-        </w:rPr>
-      </w:pPr>
-      <w:r>
-        <w:rPr>
-          <w:rtl w:val="0"/>
-        </w:rPr>
-      </w:r>
-    </w:p>
-    <w:p>
-      <w:pPr>
-        <w:rPr>
-          <w:b w:val="1"/>
-          <w:bCs w:val="1"/>
-        </w:rPr>
-      </w:pPr>
-      <w:r>
-        <w:rPr>
-          <w:rtl w:val="0"/>
-        </w:rPr>
-      </w:r>
-    </w:p>
-    <w:p>
-      <w:pPr>
-        <w:rPr/>
-      </w:pPr>
-      <w:r>
-        <w:rPr>
-          <w:b w:val="1"/>
-          <w:bCs w:val="1"/>
-          <w:rtl w:val="0"/>
-        </w:rPr>
-        <w:t xml:space="preserve">Code Design for Task</w:t>
-      </w:r>
-      <w:r>
-        <w:rPr>
-          <w:rtl w:val="0"/>
-        </w:rPr>
-        <w:t xml:space="preserve"> </w:t>
+          <w:b w:val="1"/>
+          <w:bCs w:val="1"/>
+          <w:rtl w:val="0"/>
+        </w:rPr>
+        <w:t xml:space="preserve">Code Design for Example #3</w:t>
+      </w:r>
+      <w:r>
+        <w:rPr>
+          <w:rtl w:val="0"/>
+        </w:rPr>
         <w:br w:type="textWrapping"/>
       </w:r>
     </w:p>
@@ -2993,12 +2933,16 @@
             <w:pPr>
               <w:widowControl w:val="0"/>
               <w:spacing w:line="240" w:lineRule="auto"/>
-              <w:rPr/>
-            </w:pPr>
-            <w:r>
-              <w:rPr>
-                <w:rtl w:val="0"/>
-              </w:rPr>
+              <w:rPr>
+                <w:highlight w:val="yellow"/>
+              </w:rPr>
+            </w:pPr>
+            <w:r>
+              <w:rPr>
+                <w:highlight w:val="yellow"/>
+                <w:rtl w:val="0"/>
+              </w:rPr>
+              <w:t xml:space="preserve">…</w:t>
             </w:r>
           </w:p>
         </w:tc>
@@ -3049,12 +2993,16 @@
             <w:pPr>
               <w:widowControl w:val="0"/>
               <w:spacing w:line="240" w:lineRule="auto"/>
-              <w:rPr/>
-            </w:pPr>
-            <w:r>
-              <w:rPr>
-                <w:rtl w:val="0"/>
-              </w:rPr>
+              <w:rPr>
+                <w:highlight w:val="yellow"/>
+              </w:rPr>
+            </w:pPr>
+            <w:r>
+              <w:rPr>
+                <w:highlight w:val="yellow"/>
+                <w:rtl w:val="0"/>
+              </w:rPr>
+              <w:t xml:space="preserve">…</w:t>
             </w:r>
           </w:p>
         </w:tc>
@@ -3105,12 +3053,16 @@
             <w:pPr>
               <w:widowControl w:val="0"/>
               <w:spacing w:line="240" w:lineRule="auto"/>
-              <w:rPr/>
-            </w:pPr>
-            <w:r>
-              <w:rPr>
-                <w:rtl w:val="0"/>
-              </w:rPr>
+              <w:rPr>
+                <w:highlight w:val="yellow"/>
+              </w:rPr>
+            </w:pPr>
+            <w:r>
+              <w:rPr>
+                <w:highlight w:val="yellow"/>
+                <w:rtl w:val="0"/>
+              </w:rPr>
+              <w:t xml:space="preserve">…</w:t>
             </w:r>
           </w:p>
         </w:tc>
@@ -3161,12 +3113,16 @@
             <w:pPr>
               <w:widowControl w:val="0"/>
               <w:spacing w:line="240" w:lineRule="auto"/>
-              <w:rPr/>
-            </w:pPr>
-            <w:r>
-              <w:rPr>
-                <w:rtl w:val="0"/>
-              </w:rPr>
+              <w:rPr>
+                <w:highlight w:val="yellow"/>
+              </w:rPr>
+            </w:pPr>
+            <w:r>
+              <w:rPr>
+                <w:highlight w:val="yellow"/>
+                <w:rtl w:val="0"/>
+              </w:rPr>
+              <w:t xml:space="preserve">…</w:t>
             </w:r>
           </w:p>
         </w:tc>
@@ -3217,12 +3173,16 @@
             <w:pPr>
               <w:widowControl w:val="0"/>
               <w:spacing w:line="240" w:lineRule="auto"/>
-              <w:rPr/>
-            </w:pPr>
-            <w:r>
-              <w:rPr>
-                <w:rtl w:val="0"/>
-              </w:rPr>
+              <w:rPr>
+                <w:highlight w:val="yellow"/>
+              </w:rPr>
+            </w:pPr>
+            <w:r>
+              <w:rPr>
+                <w:highlight w:val="yellow"/>
+                <w:rtl w:val="0"/>
+              </w:rPr>
+              <w:t xml:space="preserve">…</w:t>
             </w:r>
           </w:p>
         </w:tc>
@@ -3273,12 +3233,16 @@
             <w:pPr>
               <w:widowControl w:val="0"/>
               <w:spacing w:line="240" w:lineRule="auto"/>
-              <w:rPr/>
-            </w:pPr>
-            <w:r>
-              <w:rPr>
-                <w:rtl w:val="0"/>
-              </w:rPr>
+              <w:rPr>
+                <w:highlight w:val="yellow"/>
+              </w:rPr>
+            </w:pPr>
+            <w:r>
+              <w:rPr>
+                <w:highlight w:val="yellow"/>
+                <w:rtl w:val="0"/>
+              </w:rPr>
+              <w:t xml:space="preserve">…</w:t>
             </w:r>
           </w:p>
         </w:tc>
@@ -3313,38 +3277,38 @@
         <w:rPr>
           <w:rtl w:val="0"/>
         </w:rPr>
-        <w:t xml:space="preserve">Try this one one your own (or with an partner)...</w:t>
-      </w:r>
-      <w:r>
-        <w:rPr>
-          <w:rtl w:val="0"/>
-        </w:rPr>
-      </w:r>
-    </w:p>
-    <w:p>
-      <w:pPr>
-        <w:rPr>
-          <w:b w:val="1"/>
-          <w:bCs w:val="1"/>
-        </w:rPr>
-      </w:pPr>
-      <w:r>
-        <w:rPr>
-          <w:rtl w:val="0"/>
-        </w:rPr>
-      </w:r>
-    </w:p>
-    <w:p>
-      <w:pPr>
-        <w:rPr/>
-      </w:pPr>
-      <w:r>
-        <w:rPr>
-          <w:b w:val="1"/>
-          <w:bCs w:val="1"/>
-          <w:rtl w:val="0"/>
-        </w:rPr>
-        <w:t xml:space="preserve">One common Incorrect solution: </w:t>
+        <w:t xml:space="preserve">Try this one on your own…</w:t>
+      </w:r>
+      <w:r>
+        <w:rPr>
+          <w:rtl w:val="0"/>
+        </w:rPr>
+      </w:r>
+    </w:p>
+    <w:p>
+      <w:pPr>
+        <w:rPr>
+          <w:b w:val="1"/>
+          <w:bCs w:val="1"/>
+        </w:rPr>
+      </w:pPr>
+      <w:r>
+        <w:rPr>
+          <w:rtl w:val="0"/>
+        </w:rPr>
+      </w:r>
+    </w:p>
+    <w:p>
+      <w:pPr>
+        <w:rPr/>
+      </w:pPr>
+      <w:r>
+        <w:rPr>
+          <w:b w:val="1"/>
+          <w:bCs w:val="1"/>
+          <w:rtl w:val="0"/>
+        </w:rPr>
+        <w:t xml:space="preserve">An Incorrect Solution: </w:t>
       </w:r>
       <w:r>
         <w:rPr>
@@ -3383,12 +3347,12 @@
           <wp:inline distB="114300" distT="114300" distL="114300" distR="114300">
             <wp:extent cx="2828925" cy="1247775"/>
             <wp:effectExtent b="0" l="0" r="0" t="0"/>
-            <wp:docPr id="13" name="image1.png"/>
+            <wp:docPr id="15" name="image3.png"/>
             <a:graphic>
               <a:graphicData uri="http://schemas.openxmlformats.org/drawingml/2006/picture">
                 <pic:pic>
                   <pic:nvPicPr>
-                    <pic:cNvPr id="0" name="image1.png"/>
+                    <pic:cNvPr id="0" name="image3.png"/>
                     <pic:cNvPicPr preferRelativeResize="0"/>
                   </pic:nvPicPr>
                   <pic:blipFill>
@@ -3412,6 +3376,209 @@
           </wp:inline>
         </w:drawing>
       </w:r>
+      <w:r>
+        <w:rPr>
+          <w:rtl w:val="0"/>
+        </w:rPr>
+      </w:r>
+    </w:p>
+    <w:p>
+      <w:pPr>
+        <w:rPr>
+          <w:b w:val="1"/>
+          <w:bCs w:val="1"/>
+        </w:rPr>
+      </w:pPr>
+      <w:r>
+        <w:rPr>
+          <w:rtl w:val="0"/>
+        </w:rPr>
+      </w:r>
+    </w:p>
+    <w:p>
+      <w:pPr>
+        <w:rPr>
+          <w:b w:val="1"/>
+          <w:bCs w:val="1"/>
+        </w:rPr>
+      </w:pPr>
+      <w:r>
+        <w:rPr>
+          <w:rtl w:val="0"/>
+        </w:rPr>
+      </w:r>
+    </w:p>
+    <w:p>
+      <w:pPr>
+        <w:rPr>
+          <w:b w:val="1"/>
+          <w:bCs w:val="1"/>
+        </w:rPr>
+      </w:pPr>
+      <w:r>
+        <w:rPr>
+          <w:rtl w:val="0"/>
+        </w:rPr>
+      </w:r>
+    </w:p>
+    <w:p>
+      <w:pPr>
+        <w:rPr>
+          <w:b w:val="1"/>
+          <w:bCs w:val="1"/>
+        </w:rPr>
+      </w:pPr>
+      <w:r>
+        <w:rPr>
+          <w:rtl w:val="0"/>
+        </w:rPr>
+      </w:r>
+    </w:p>
+    <w:p>
+      <w:pPr>
+        <w:rPr>
+          <w:b w:val="1"/>
+          <w:bCs w:val="1"/>
+        </w:rPr>
+      </w:pPr>
+      <w:r>
+        <w:br w:type="page"/>
+      </w:r>
+      <w:r>
+        <w:rPr>
+          <w:rtl w:val="0"/>
+        </w:rPr>
+      </w:r>
+    </w:p>
+    <w:p>
+      <w:pPr>
+        <w:rPr>
+          <w:b w:val="1"/>
+          <w:bCs w:val="1"/>
+          <w:sz w:val="28"/>
+          <w:szCs w:val="28"/>
+          <w:u w:val="single"/>
+        </w:rPr>
+      </w:pPr>
+      <w:r>
+        <w:rPr>
+          <w:b w:val="1"/>
+          <w:bCs w:val="1"/>
+          <w:sz w:val="28"/>
+          <w:szCs w:val="28"/>
+          <w:u w:val="single"/>
+          <w:rtl w:val="0"/>
+        </w:rPr>
+        <w:t xml:space="preserve">Example #4</w:t>
+      </w:r>
+    </w:p>
+    <w:p>
+      <w:pPr>
+        <w:rPr>
+          <w:b w:val="1"/>
+          <w:bCs w:val="1"/>
+        </w:rPr>
+      </w:pPr>
+      <w:r>
+        <w:rPr>
+          <w:rtl w:val="0"/>
+        </w:rPr>
+      </w:r>
+    </w:p>
+    <w:p>
+      <w:pPr>
+        <w:rPr/>
+      </w:pPr>
+      <w:r>
+        <w:rPr>
+          <w:b w:val="1"/>
+          <w:bCs w:val="1"/>
+          <w:rtl w:val="0"/>
+        </w:rPr>
+        <w:t xml:space="preserve">Task: </w:t>
+      </w:r>
+      <w:r>
+        <w:rPr>
+          <w:rtl w:val="0"/>
+        </w:rPr>
+        <w:t xml:space="preserve">Would any teams be considered statistical outliers for the Fouls Against variable?  How about statistical outliers regarding a Yellow Card?  </w:t>
+      </w:r>
+    </w:p>
+    <w:p>
+      <w:pPr>
+        <w:rPr/>
+      </w:pPr>
+      <w:r>
+        <w:rPr>
+          <w:rtl w:val="0"/>
+        </w:rPr>
+      </w:r>
+    </w:p>
+    <w:p>
+      <w:pPr>
+        <w:rPr/>
+      </w:pPr>
+      <w:r>
+        <w:rPr>
+          <w:rtl w:val="0"/>
+        </w:rPr>
+        <w:t xml:space="preserve">Comments:</w:t>
+      </w:r>
+    </w:p>
+    <w:p>
+      <w:pPr>
+        <w:numPr>
+          <w:ilvl w:val="0"/>
+          <w:numId w:val="2"/>
+        </w:numPr>
+        <w:ind w:left="720" w:hanging="360"/>
+        <w:rPr/>
+      </w:pPr>
+      <w:r>
+        <w:rPr>
+          <w:rtl w:val="0"/>
+        </w:rPr>
+        <w:t xml:space="preserve">Carefully write out the code design steps before beginning to program for this task.</w:t>
+      </w:r>
+    </w:p>
+    <w:p>
+      <w:pPr>
+        <w:numPr>
+          <w:ilvl w:val="0"/>
+          <w:numId w:val="2"/>
+        </w:numPr>
+        <w:ind w:left="720" w:hanging="360"/>
+      </w:pPr>
+      <w:r>
+        <w:rPr>
+          <w:rtl w:val="0"/>
+        </w:rPr>
+        <w:t xml:space="preserve">You should certainly take into consideration the number of matches played in your investigation.</w:t>
+      </w:r>
+    </w:p>
+    <w:p>
+      <w:pPr>
+        <w:numPr>
+          <w:ilvl w:val="0"/>
+          <w:numId w:val="2"/>
+        </w:numPr>
+        <w:ind w:left="720" w:hanging="360"/>
+        <w:rPr/>
+      </w:pPr>
+      <w:r>
+        <w:rPr>
+          <w:rtl w:val="0"/>
+        </w:rPr>
+        <w:t xml:space="preserve">Discuss the implications of the direction (high vs low) relates to the “roughness” of how a team tends to play. </w:t>
+      </w:r>
+    </w:p>
+    <w:p>
+      <w:pPr>
+        <w:rPr>
+          <w:b w:val="1"/>
+          <w:bCs w:val="1"/>
+        </w:rPr>
+      </w:pPr>
       <w:r>
         <w:rPr>
           <w:rtl w:val="0"/>
@@ -3638,19 +3805,19 @@
               <w:rPr/>
               <w:drawing>
                 <wp:inline distB="114300" distT="114300" distL="114300" distR="114300">
-                  <wp:extent cx="2838450" cy="1181100"/>
+                  <wp:extent cx="2838450" cy="942170"/>
                   <wp:effectExtent b="0" l="0" r="0" t="0"/>
-                  <wp:docPr id="9" name="image7.png"/>
+                  <wp:docPr id="10" name="image5.png"/>
                   <a:graphic>
                     <a:graphicData uri="http://schemas.openxmlformats.org/drawingml/2006/picture">
                       <pic:pic>
                         <pic:nvPicPr>
-                          <pic:cNvPr id="0" name="image7.png"/>
+                          <pic:cNvPr id="0" name="image5.png"/>
                           <pic:cNvPicPr preferRelativeResize="0"/>
                         </pic:nvPicPr>
                         <pic:blipFill>
                           <a:blip r:embed="rId17"/>
-                          <a:srcRect b="0" l="0" r="0" t="0"/>
+                          <a:srcRect b="0" l="0" r="0" t="20229"/>
                           <a:stretch>
                             <a:fillRect/>
                           </a:stretch>
@@ -3658,7 +3825,7 @@
                         <pic:spPr>
                           <a:xfrm>
                             <a:off x="0" y="0"/>
-                            <a:ext cx="2838450" cy="1181100"/>
+                            <a:ext cx="2838450" cy="942170"/>
                           </a:xfrm>
                           <a:prstGeom prst="rect"/>
                           <a:ln/>
@@ -3705,22 +3872,33 @@
               <w:rPr/>
             </w:pPr>
             <w:r>
+              <w:rPr>
+                <w:rtl w:val="0"/>
+              </w:rPr>
+            </w:r>
+          </w:p>
+          <w:p>
+            <w:pPr>
+              <w:ind w:left="0" w:firstLine="0"/>
+              <w:rPr/>
+            </w:pPr>
+            <w:r>
               <w:rPr/>
               <w:drawing>
                 <wp:inline distB="114300" distT="114300" distL="114300" distR="114300">
-                  <wp:extent cx="2838450" cy="1587500"/>
+                  <wp:extent cx="2838450" cy="1310450"/>
                   <wp:effectExtent b="0" l="0" r="0" t="0"/>
-                  <wp:docPr id="2" name="image10.png"/>
+                  <wp:docPr id="2" name="image7.png"/>
                   <a:graphic>
                     <a:graphicData uri="http://schemas.openxmlformats.org/drawingml/2006/picture">
                       <pic:pic>
                         <pic:nvPicPr>
-                          <pic:cNvPr id="0" name="image10.png"/>
+                          <pic:cNvPr id="0" name="image7.png"/>
                           <pic:cNvPicPr preferRelativeResize="0"/>
                         </pic:nvPicPr>
                         <pic:blipFill>
                           <a:blip r:embed="rId18"/>
-                          <a:srcRect b="0" l="0" r="0" t="0"/>
+                          <a:srcRect b="0" l="0" r="0" t="17617"/>
                           <a:stretch>
                             <a:fillRect/>
                           </a:stretch>
@@ -3728,7 +3906,7 @@
                         <pic:spPr>
                           <a:xfrm>
                             <a:off x="0" y="0"/>
-                            <a:ext cx="2838450" cy="1587500"/>
+                            <a:ext cx="2838450" cy="1310450"/>
                           </a:xfrm>
                           <a:prstGeom prst="rect"/>
                           <a:ln/>
@@ -3834,22 +4012,47 @@
               <w:rPr/>
             </w:pPr>
             <w:r>
+              <w:rPr>
+                <w:rtl w:val="0"/>
+              </w:rPr>
+            </w:r>
+          </w:p>
+          <w:p>
+            <w:pPr>
+              <w:keepNext w:val="0"/>
+              <w:keepLines w:val="0"/>
+              <w:pageBreakBefore w:val="0"/>
+              <w:widowControl w:val="0"/>
+              <w:pBdr>
+                <w:top w:space="0" w:sz="0" w:val="nil"/>
+                <w:left w:space="0" w:sz="0" w:val="nil"/>
+                <w:bottom w:space="0" w:sz="0" w:val="nil"/>
+                <w:right w:space="0" w:sz="0" w:val="nil"/>
+                <w:between w:space="0" w:sz="0" w:val="nil"/>
+              </w:pBdr>
+              <w:shd w:fill="auto" w:val="clear"/>
+              <w:spacing w:after="0" w:before="0" w:line="240" w:lineRule="auto"/>
+              <w:ind w:left="0" w:right="0" w:firstLine="0"/>
+              <w:jc w:val="left"/>
+              <w:rPr/>
+            </w:pPr>
+            <w:r>
               <w:rPr/>
               <w:drawing>
                 <wp:inline distB="114300" distT="114300" distL="114300" distR="114300">
-                  <wp:extent cx="2838450" cy="1244600"/>
+                  <wp:extent cx="2838450" cy="1012921"/>
                   <wp:effectExtent b="0" l="0" r="0" t="0"/>
-                  <wp:docPr id="16" name="image2.png"/>
+                  <wp:docPr id="16" name="image12.png"/>
                   <a:graphic>
                     <a:graphicData uri="http://schemas.openxmlformats.org/drawingml/2006/picture">
                       <pic:pic>
                         <pic:nvPicPr>
-                          <pic:cNvPr id="0" name="image2.png"/>
+                          <pic:cNvPr id="0" name="image12.png"/>
                           <pic:cNvPicPr preferRelativeResize="0"/>
                         </pic:nvPicPr>
                         <pic:blipFill>
                           <a:blip r:embed="rId19"/>
-                          <a:srcRect b="0" l="0" r="0" t="0"/>
+                          <a:srcRect b="0" l="0" r="0" t="18822"/>
                           <a:stretch>
                             <a:fillRect/>
                           </a:stretch>
@@ -3857,7 +4060,7 @@
                         <pic:spPr>
                           <a:xfrm>
                             <a:off x="0" y="0"/>
-                            <a:ext cx="2838450" cy="1244600"/>
+                            <a:ext cx="2838450" cy="1012921"/>
                           </a:xfrm>
                           <a:prstGeom prst="rect"/>
                           <a:ln/>
@@ -3912,22 +4115,32 @@
               <w:rPr/>
             </w:pPr>
             <w:r>
+              <w:rPr>
+                <w:rtl w:val="0"/>
+              </w:rPr>
+            </w:r>
+          </w:p>
+          <w:p>
+            <w:pPr>
+              <w:rPr/>
+            </w:pPr>
+            <w:r>
               <w:rPr/>
               <w:drawing>
                 <wp:inline distB="114300" distT="114300" distL="114300" distR="114300">
-                  <wp:extent cx="2838450" cy="1536700"/>
+                  <wp:extent cx="2838450" cy="1270664"/>
                   <wp:effectExtent b="0" l="0" r="0" t="0"/>
-                  <wp:docPr id="6" name="image6.png"/>
+                  <wp:docPr id="6" name="image13.png"/>
                   <a:graphic>
                     <a:graphicData uri="http://schemas.openxmlformats.org/drawingml/2006/picture">
                       <pic:pic>
                         <pic:nvPicPr>
-                          <pic:cNvPr id="0" name="image6.png"/>
+                          <pic:cNvPr id="0" name="image13.png"/>
                           <pic:cNvPicPr preferRelativeResize="0"/>
                         </pic:nvPicPr>
                         <pic:blipFill>
                           <a:blip r:embed="rId20"/>
-                          <a:srcRect b="0" l="0" r="0" t="0"/>
+                          <a:srcRect b="0" l="0" r="0" t="17141"/>
                           <a:stretch>
                             <a:fillRect/>
                           </a:stretch>
@@ -3935,7 +4148,7 @@
                         <pic:spPr>
                           <a:xfrm>
                             <a:off x="0" y="0"/>
-                            <a:ext cx="2838450" cy="1536700"/>
+                            <a:ext cx="2838450" cy="1270664"/>
                           </a:xfrm>
                           <a:prstGeom prst="rect"/>
                           <a:ln/>
@@ -4310,6 +4523,116 @@
   <w:abstractNum w:abstractNumId="2">
     <w:lvl w:ilvl="0">
       <w:start w:val="1"/>
+      <w:numFmt w:val="decimal"/>
+      <w:lvlText w:val="%1)"/>
+      <w:lvlJc w:val="left"/>
+      <w:pPr>
+        <w:ind w:left="720" w:hanging="360"/>
+      </w:pPr>
+      <w:rPr>
+        <w:u w:val="none"/>
+      </w:rPr>
+    </w:lvl>
+    <w:lvl w:ilvl="1">
+      <w:start w:val="1"/>
+      <w:numFmt w:val="lowerLetter"/>
+      <w:lvlText w:val="%2)"/>
+      <w:lvlJc w:val="left"/>
+      <w:pPr>
+        <w:ind w:left="1440" w:hanging="360"/>
+      </w:pPr>
+      <w:rPr>
+        <w:u w:val="none"/>
+      </w:rPr>
+    </w:lvl>
+    <w:lvl w:ilvl="2">
+      <w:start w:val="1"/>
+      <w:numFmt w:val="lowerRoman"/>
+      <w:lvlText w:val="%3)"/>
+      <w:lvlJc w:val="right"/>
+      <w:pPr>
+        <w:ind w:left="2160" w:hanging="360"/>
+      </w:pPr>
+      <w:rPr>
+        <w:u w:val="none"/>
+      </w:rPr>
+    </w:lvl>
+    <w:lvl w:ilvl="3">
+      <w:start w:val="1"/>
+      <w:numFmt w:val="decimal"/>
+      <w:lvlText w:val="(%4)"/>
+      <w:lvlJc w:val="left"/>
+      <w:pPr>
+        <w:ind w:left="2880" w:hanging="360"/>
+      </w:pPr>
+      <w:rPr>
+        <w:u w:val="none"/>
+      </w:rPr>
+    </w:lvl>
+    <w:lvl w:ilvl="4">
+      <w:start w:val="1"/>
+      <w:numFmt w:val="lowerLetter"/>
+      <w:lvlText w:val="(%5)"/>
+      <w:lvlJc w:val="left"/>
+      <w:pPr>
+        <w:ind w:left="3600" w:hanging="360"/>
+      </w:pPr>
+      <w:rPr>
+        <w:u w:val="none"/>
+      </w:rPr>
+    </w:lvl>
+    <w:lvl w:ilvl="5">
+      <w:start w:val="1"/>
+      <w:numFmt w:val="lowerRoman"/>
+      <w:lvlText w:val="(%6)"/>
+      <w:lvlJc w:val="right"/>
+      <w:pPr>
+        <w:ind w:left="4320" w:hanging="360"/>
+      </w:pPr>
+      <w:rPr>
+        <w:u w:val="none"/>
+      </w:rPr>
+    </w:lvl>
+    <w:lvl w:ilvl="6">
+      <w:start w:val="1"/>
+      <w:numFmt w:val="decimal"/>
+      <w:lvlText w:val="%7."/>
+      <w:lvlJc w:val="left"/>
+      <w:pPr>
+        <w:ind w:left="5040" w:hanging="360"/>
+      </w:pPr>
+      <w:rPr>
+        <w:u w:val="none"/>
+      </w:rPr>
+    </w:lvl>
+    <w:lvl w:ilvl="7">
+      <w:start w:val="1"/>
+      <w:numFmt w:val="lowerLetter"/>
+      <w:lvlText w:val="%8."/>
+      <w:lvlJc w:val="left"/>
+      <w:pPr>
+        <w:ind w:left="5760" w:hanging="360"/>
+      </w:pPr>
+      <w:rPr>
+        <w:u w:val="none"/>
+      </w:rPr>
+    </w:lvl>
+    <w:lvl w:ilvl="8">
+      <w:start w:val="1"/>
+      <w:numFmt w:val="lowerRoman"/>
+      <w:lvlText w:val="%9."/>
+      <w:lvlJc w:val="right"/>
+      <w:pPr>
+        <w:ind w:left="6480" w:hanging="360"/>
+      </w:pPr>
+      <w:rPr>
+        <w:u w:val="none"/>
+      </w:rPr>
+    </w:lvl>
+  </w:abstractNum>
+  <w:abstractNum w:abstractNumId="3">
+    <w:lvl w:ilvl="0">
+      <w:start w:val="1"/>
       <w:numFmt w:val="bullet"/>
       <w:lvlText w:val="●"/>
       <w:lvlJc w:val="left"/>
@@ -4422,6 +4745,9 @@
   </w:num>
   <w:num w:numId="2">
     <w:abstractNumId w:val="2"/>
+  </w:num>
+  <w:num w:numId="3">
+    <w:abstractNumId w:val="3"/>
   </w:num>
 </w:numbering>
 </file>
